--- a/docs/Отчёт по учебной практике.docx
+++ b/docs/Отчёт по учебной практике.docx
@@ -6707,6 +6707,59 @@
           </w:p>
         </w:tc>
       </w:tr>
+      <w:tr>
+        <w:tc>
+          <w:tcPr>
+            <w:tcW w:type="dxa" w:w="3118"/>
+          </w:tcPr>
+          <w:p>
+            <w:r/>
+            <w:r>
+              <w:rPr>
+                <w:rFonts w:ascii="Times New Roman" w:hAnsi="Times New Roman" w:cs="Times New Roman" w:eastAsia="Times New Roman"/>
+                <w:b w:val="0"/>
+                <w:i w:val="0"/>
+                <w:sz w:val="24"/>
+              </w:rPr>
+              <w:t>Ошибка передачи и чтения дат через Dapper</w:t>
+            </w:r>
+          </w:p>
+        </w:tc>
+        <w:tc>
+          <w:tcPr>
+            <w:tcW w:type="dxa" w:w="3402"/>
+          </w:tcPr>
+          <w:p>
+            <w:r/>
+            <w:r>
+              <w:rPr>
+                <w:rFonts w:ascii="Times New Roman" w:hAnsi="Times New Roman" w:cs="Times New Roman" w:eastAsia="Times New Roman"/>
+                <w:b w:val="0"/>
+                <w:i w:val="0"/>
+                <w:sz w:val="24"/>
+              </w:rPr>
+              <w:t>Dapper не передаёт TimeOnly как параметр и не приводит DateOnly к DateTime</w:t>
+            </w:r>
+          </w:p>
+        </w:tc>
+        <w:tc>
+          <w:tcPr>
+            <w:tcW w:type="dxa" w:w="3402"/>
+          </w:tcPr>
+          <w:p>
+            <w:r/>
+            <w:r>
+              <w:rPr>
+                <w:rFonts w:ascii="Times New Roman" w:hAnsi="Times New Roman" w:cs="Times New Roman" w:eastAsia="Times New Roman"/>
+                <w:b w:val="0"/>
+                <w:i w:val="0"/>
+                <w:sz w:val="24"/>
+              </w:rPr>
+              <w:t>Зарегистрированы обработчики типов Dapper, приведение date::timestamp</w:t>
+            </w:r>
+          </w:p>
+        </w:tc>
+      </w:tr>
     </w:tbl>
     <w:p>
       <w:r>
@@ -6743,7 +6796,7 @@
           <w:i w:val="0"/>
           <w:sz w:val="28"/>
         </w:rPr>
-        <w:t>Тестирование выполнено на трёх уровнях с применением фреймворка xUnit. Всего разработано 15 тестов, все пройдены успешно.</w:t>
+        <w:t>Тестирование выполнено на трёх уровнях с применением фреймворка xUnit. Всего разработано 19 тестов, все пройдены успешно.</w:t>
       </w:r>
     </w:p>
     <w:p>

--- a/docs/Отчёт по учебной практике.docx
+++ b/docs/Отчёт по учебной практике.docx
@@ -876,7 +876,112 @@
           <w:i w:val="0"/>
           <w:sz w:val="28"/>
         </w:rPr>
-        <w:t>3НФ — отсутствуют транзитивные зависимости: наименование категории хранится в таблице categories, а не в dishes; цена позиции фиксируется в order_items на момент заказа; сумма счёта вычисляется и поддерживается триггером.</w:t>
+        <w:t>3НФ — отсутствуют транзитивные зависимости: наименование категории хранится в таблице categories, а не в dishes; цена позиции фиксируется в order_items на момент заказа; сумма счёта не хранится в bills, а вычисляется представлением v_bill_totals, что исключает избыточные (производные) данные.</w:t>
+      </w:r>
+    </w:p>
+    <w:p>
+      <w:pPr>
+        <w:ind w:firstLine="709"/>
+        <w:jc w:val="both"/>
+      </w:pPr>
+      <w:r>
+        <w:rPr>
+          <w:rFonts w:ascii="Times New Roman" w:hAnsi="Times New Roman" w:cs="Times New Roman" w:eastAsia="Times New Roman"/>
+          <w:b w:val="0"/>
+          <w:i w:val="0"/>
+          <w:sz w:val="28"/>
+        </w:rPr>
+        <w:t>Кроме того, схема приведена к виду без циклических связей: граф внешних ключей является ациклическим (деревом). Для этого устранены связи, по которым один и тот же факт достижим двумя путями:</w:t>
+      </w:r>
+    </w:p>
+    <w:p>
+      <w:pPr>
+        <w:pStyle w:val="ListBullet"/>
+        <w:jc w:val="both"/>
+      </w:pPr>
+      <w:r>
+        <w:rPr>
+          <w:rFonts w:ascii="Times New Roman" w:hAnsi="Times New Roman" w:cs="Times New Roman" w:eastAsia="Times New Roman"/>
+          <w:b w:val="0"/>
+          <w:i w:val="0"/>
+          <w:sz w:val="28"/>
+        </w:rPr>
+        <w:t>счёт (bills) не хранит стол, бронь и сумму — они определяются его заказами (bill_orders → orders) и выводятся представлениями v_bills / v_bill_totals;</w:t>
+      </w:r>
+    </w:p>
+    <w:p>
+      <w:pPr>
+        <w:pStyle w:val="ListBullet"/>
+        <w:jc w:val="both"/>
+      </w:pPr>
+      <w:r>
+        <w:rPr>
+          <w:rFonts w:ascii="Times New Roman" w:hAnsi="Times New Roman" w:cs="Times New Roman" w:eastAsia="Times New Roman"/>
+          <w:b w:val="0"/>
+          <w:i w:val="0"/>
+          <w:sz w:val="28"/>
+        </w:rPr>
+        <w:t>заказ (orders) не хранит официанта и бронь: официант определяется закреплением стола за официантом в смене (shift_tables → shifts) и выводится представлением v_orders. Это убирает связи orders→users и orders→reservations;</w:t>
+      </w:r>
+    </w:p>
+    <w:p>
+      <w:pPr>
+        <w:pStyle w:val="ListBullet"/>
+        <w:jc w:val="both"/>
+      </w:pPr>
+      <w:r>
+        <w:rPr>
+          <w:rFonts w:ascii="Times New Roman" w:hAnsi="Times New Roman" w:cs="Times New Roman" w:eastAsia="Times New Roman"/>
+          <w:b w:val="0"/>
+          <w:i w:val="0"/>
+          <w:sz w:val="28"/>
+        </w:rPr>
+        <w:t>бронь оформляется на имя гостя (guest_name, guest_phone) без ссылки на users — иначе возникал цикл users → reservations → … → shifts → users;</w:t>
+      </w:r>
+    </w:p>
+    <w:p>
+      <w:pPr>
+        <w:pStyle w:val="ListBullet"/>
+        <w:jc w:val="both"/>
+      </w:pPr>
+      <w:r>
+        <w:rPr>
+          <w:rFonts w:ascii="Times New Roman" w:hAnsi="Times New Roman" w:cs="Times New Roman" w:eastAsia="Times New Roman"/>
+          <w:b w:val="0"/>
+          <w:i w:val="0"/>
+          <w:sz w:val="28"/>
+        </w:rPr>
+        <w:t>чек (receipts) не хранит официанта-кассира — он выводится из заказов счёта;</w:t>
+      </w:r>
+    </w:p>
+    <w:p>
+      <w:pPr>
+        <w:pStyle w:val="ListBullet"/>
+        <w:jc w:val="both"/>
+      </w:pPr>
+      <w:r>
+        <w:rPr>
+          <w:rFonts w:ascii="Times New Roman" w:hAnsi="Times New Roman" w:cs="Times New Roman" w:eastAsia="Times New Roman"/>
+          <w:b w:val="0"/>
+          <w:i w:val="0"/>
+          <w:sz w:val="28"/>
+        </w:rPr>
+        <w:t>скидка на категорию задаётся перечислением её блюд (promotion_dishes), что устраняет связь promotions→categories, дублирующую путь через dishes.</w:t>
+      </w:r>
+    </w:p>
+    <w:p>
+      <w:pPr>
+        <w:ind w:firstLine="709"/>
+        <w:jc w:val="both"/>
+      </w:pPr>
+      <w:r>
+        <w:rPr>
+          <w:rFonts w:ascii="Times New Roman" w:hAnsi="Times New Roman" w:cs="Times New Roman" w:eastAsia="Times New Roman"/>
+          <w:b w:val="0"/>
+          <w:i w:val="0"/>
+          <w:sz w:val="28"/>
+        </w:rPr>
+        <w:t>В результате между любыми двумя таблицами существует не более одного пути по внешним ключам — циклические зависимости отсутствуют.</w:t>
       </w:r>
     </w:p>
     <w:p>
@@ -2133,7 +2238,7 @@
                 <w:i w:val="0"/>
                 <w:sz w:val="24"/>
               </w:rPr>
-              <w:t>client_id</w:t>
+              <w:t>guest_name</w:t>
             </w:r>
           </w:p>
         </w:tc>
@@ -2150,7 +2255,7 @@
                 <w:i w:val="0"/>
                 <w:sz w:val="24"/>
               </w:rPr>
-              <w:t>integer, FK→users</w:t>
+              <w:t>varchar(120), NOT NULL</w:t>
             </w:r>
           </w:p>
         </w:tc>
@@ -2167,7 +2272,60 @@
                 <w:i w:val="0"/>
                 <w:sz w:val="24"/>
               </w:rPr>
-              <w:t>Клиент</w:t>
+              <w:t>Имя гостя</w:t>
+            </w:r>
+          </w:p>
+        </w:tc>
+      </w:tr>
+      <w:tr>
+        <w:tc>
+          <w:tcPr>
+            <w:tcW w:type="dxa" w:w="2551"/>
+          </w:tcPr>
+          <w:p>
+            <w:r/>
+            <w:r>
+              <w:rPr>
+                <w:rFonts w:ascii="Times New Roman" w:hAnsi="Times New Roman" w:cs="Times New Roman" w:eastAsia="Times New Roman"/>
+                <w:b w:val="0"/>
+                <w:i w:val="0"/>
+                <w:sz w:val="24"/>
+              </w:rPr>
+              <w:t>guest_phone</w:t>
+            </w:r>
+          </w:p>
+        </w:tc>
+        <w:tc>
+          <w:tcPr>
+            <w:tcW w:type="dxa" w:w="3402"/>
+          </w:tcPr>
+          <w:p>
+            <w:r/>
+            <w:r>
+              <w:rPr>
+                <w:rFonts w:ascii="Times New Roman" w:hAnsi="Times New Roman" w:cs="Times New Roman" w:eastAsia="Times New Roman"/>
+                <w:b w:val="0"/>
+                <w:i w:val="0"/>
+                <w:sz w:val="24"/>
+              </w:rPr>
+              <w:t>varchar(20)</w:t>
+            </w:r>
+          </w:p>
+        </w:tc>
+        <w:tc>
+          <w:tcPr>
+            <w:tcW w:type="dxa" w:w="3969"/>
+          </w:tcPr>
+          <w:p>
+            <w:r/>
+            <w:r>
+              <w:rPr>
+                <w:rFonts w:ascii="Times New Roman" w:hAnsi="Times New Roman" w:cs="Times New Roman" w:eastAsia="Times New Roman"/>
+                <w:b w:val="0"/>
+                <w:i w:val="0"/>
+                <w:sz w:val="24"/>
+              </w:rPr>
+              <w:t>Телефон гостя</w:t>
             </w:r>
           </w:p>
         </w:tc>
@@ -4337,59 +4495,6 @@
                 <w:i w:val="0"/>
                 <w:sz w:val="24"/>
               </w:rPr>
-              <w:t>reservation_id</w:t>
-            </w:r>
-          </w:p>
-        </w:tc>
-        <w:tc>
-          <w:tcPr>
-            <w:tcW w:type="dxa" w:w="3402"/>
-          </w:tcPr>
-          <w:p>
-            <w:r/>
-            <w:r>
-              <w:rPr>
-                <w:rFonts w:ascii="Times New Roman" w:hAnsi="Times New Roman" w:cs="Times New Roman" w:eastAsia="Times New Roman"/>
-                <w:b w:val="0"/>
-                <w:i w:val="0"/>
-                <w:sz w:val="24"/>
-              </w:rPr>
-              <w:t>integer, FK→reservations</w:t>
-            </w:r>
-          </w:p>
-        </w:tc>
-        <w:tc>
-          <w:tcPr>
-            <w:tcW w:type="dxa" w:w="3969"/>
-          </w:tcPr>
-          <w:p>
-            <w:r/>
-            <w:r>
-              <w:rPr>
-                <w:rFonts w:ascii="Times New Roman" w:hAnsi="Times New Roman" w:cs="Times New Roman" w:eastAsia="Times New Roman"/>
-                <w:b w:val="0"/>
-                <w:i w:val="0"/>
-                <w:sz w:val="24"/>
-              </w:rPr>
-              <w:t>Бронь</w:t>
-            </w:r>
-          </w:p>
-        </w:tc>
-      </w:tr>
-      <w:tr>
-        <w:tc>
-          <w:tcPr>
-            <w:tcW w:type="dxa" w:w="2551"/>
-          </w:tcPr>
-          <w:p>
-            <w:r/>
-            <w:r>
-              <w:rPr>
-                <w:rFonts w:ascii="Times New Roman" w:hAnsi="Times New Roman" w:cs="Times New Roman" w:eastAsia="Times New Roman"/>
-                <w:b w:val="0"/>
-                <w:i w:val="0"/>
-                <w:sz w:val="24"/>
-              </w:rPr>
               <w:t>table_id</w:t>
             </w:r>
           </w:p>
@@ -4425,59 +4530,6 @@
                 <w:sz w:val="24"/>
               </w:rPr>
               <w:t>Стол</w:t>
-            </w:r>
-          </w:p>
-        </w:tc>
-      </w:tr>
-      <w:tr>
-        <w:tc>
-          <w:tcPr>
-            <w:tcW w:type="dxa" w:w="2551"/>
-          </w:tcPr>
-          <w:p>
-            <w:r/>
-            <w:r>
-              <w:rPr>
-                <w:rFonts w:ascii="Times New Roman" w:hAnsi="Times New Roman" w:cs="Times New Roman" w:eastAsia="Times New Roman"/>
-                <w:b w:val="0"/>
-                <w:i w:val="0"/>
-                <w:sz w:val="24"/>
-              </w:rPr>
-              <w:t>waiter_id</w:t>
-            </w:r>
-          </w:p>
-        </w:tc>
-        <w:tc>
-          <w:tcPr>
-            <w:tcW w:type="dxa" w:w="3402"/>
-          </w:tcPr>
-          <w:p>
-            <w:r/>
-            <w:r>
-              <w:rPr>
-                <w:rFonts w:ascii="Times New Roman" w:hAnsi="Times New Roman" w:cs="Times New Roman" w:eastAsia="Times New Roman"/>
-                <w:b w:val="0"/>
-                <w:i w:val="0"/>
-                <w:sz w:val="24"/>
-              </w:rPr>
-              <w:t>integer, FK→users</w:t>
-            </w:r>
-          </w:p>
-        </w:tc>
-        <w:tc>
-          <w:tcPr>
-            <w:tcW w:type="dxa" w:w="3969"/>
-          </w:tcPr>
-          <w:p>
-            <w:r/>
-            <w:r>
-              <w:rPr>
-                <w:rFonts w:ascii="Times New Roman" w:hAnsi="Times New Roman" w:cs="Times New Roman" w:eastAsia="Times New Roman"/>
-                <w:b w:val="0"/>
-                <w:i w:val="0"/>
-                <w:sz w:val="24"/>
-              </w:rPr>
-              <w:t>Официант</w:t>
             </w:r>
           </w:p>
         </w:tc>
@@ -4549,7 +4601,7 @@
                 <w:i w:val="0"/>
                 <w:sz w:val="24"/>
               </w:rPr>
-              <w:t>placed_at</w:t>
+              <w:t>created_at / placed_at</w:t>
             </w:r>
           </w:p>
         </w:tc>
@@ -4583,7 +4635,60 @@
                 <w:i w:val="0"/>
                 <w:sz w:val="24"/>
               </w:rPr>
-              <w:t>Время оформления</w:t>
+              <w:t>Создание и оформление</w:t>
+            </w:r>
+          </w:p>
+        </w:tc>
+      </w:tr>
+      <w:tr>
+        <w:tc>
+          <w:tcPr>
+            <w:tcW w:type="dxa" w:w="2551"/>
+          </w:tcPr>
+          <w:p>
+            <w:r/>
+            <w:r>
+              <w:rPr>
+                <w:rFonts w:ascii="Times New Roman" w:hAnsi="Times New Roman" w:cs="Times New Roman" w:eastAsia="Times New Roman"/>
+                <w:b w:val="0"/>
+                <w:i w:val="0"/>
+                <w:sz w:val="24"/>
+              </w:rPr>
+              <w:t>(официант)</w:t>
+            </w:r>
+          </w:p>
+        </w:tc>
+        <w:tc>
+          <w:tcPr>
+            <w:tcW w:type="dxa" w:w="3402"/>
+          </w:tcPr>
+          <w:p>
+            <w:r/>
+            <w:r>
+              <w:rPr>
+                <w:rFonts w:ascii="Times New Roman" w:hAnsi="Times New Roman" w:cs="Times New Roman" w:eastAsia="Times New Roman"/>
+                <w:b w:val="0"/>
+                <w:i w:val="0"/>
+                <w:sz w:val="24"/>
+              </w:rPr>
+              <w:t>вычисляется</w:t>
+            </w:r>
+          </w:p>
+        </w:tc>
+        <w:tc>
+          <w:tcPr>
+            <w:tcW w:type="dxa" w:w="3969"/>
+          </w:tcPr>
+          <w:p>
+            <w:r/>
+            <w:r>
+              <w:rPr>
+                <w:rFonts w:ascii="Times New Roman" w:hAnsi="Times New Roman" w:cs="Times New Roman" w:eastAsia="Times New Roman"/>
+                <w:b w:val="0"/>
+                <w:i w:val="0"/>
+                <w:sz w:val="24"/>
+              </w:rPr>
+              <w:t>Выводится из закрепления стола в смене (v_orders)</w:t>
             </w:r>
           </w:p>
         </w:tc>
@@ -5153,59 +5258,6 @@
                 <w:i w:val="0"/>
                 <w:sz w:val="24"/>
               </w:rPr>
-              <w:t>table_id</w:t>
-            </w:r>
-          </w:p>
-        </w:tc>
-        <w:tc>
-          <w:tcPr>
-            <w:tcW w:type="dxa" w:w="3402"/>
-          </w:tcPr>
-          <w:p>
-            <w:r/>
-            <w:r>
-              <w:rPr>
-                <w:rFonts w:ascii="Times New Roman" w:hAnsi="Times New Roman" w:cs="Times New Roman" w:eastAsia="Times New Roman"/>
-                <w:b w:val="0"/>
-                <w:i w:val="0"/>
-                <w:sz w:val="24"/>
-              </w:rPr>
-              <w:t>integer, FK→tables</w:t>
-            </w:r>
-          </w:p>
-        </w:tc>
-        <w:tc>
-          <w:tcPr>
-            <w:tcW w:type="dxa" w:w="3969"/>
-          </w:tcPr>
-          <w:p>
-            <w:r/>
-            <w:r>
-              <w:rPr>
-                <w:rFonts w:ascii="Times New Roman" w:hAnsi="Times New Roman" w:cs="Times New Roman" w:eastAsia="Times New Roman"/>
-                <w:b w:val="0"/>
-                <w:i w:val="0"/>
-                <w:sz w:val="24"/>
-              </w:rPr>
-              <w:t>Стол</w:t>
-            </w:r>
-          </w:p>
-        </w:tc>
-      </w:tr>
-      <w:tr>
-        <w:tc>
-          <w:tcPr>
-            <w:tcW w:type="dxa" w:w="2551"/>
-          </w:tcPr>
-          <w:p>
-            <w:r/>
-            <w:r>
-              <w:rPr>
-                <w:rFonts w:ascii="Times New Roman" w:hAnsi="Times New Roman" w:cs="Times New Roman" w:eastAsia="Times New Roman"/>
-                <w:b w:val="0"/>
-                <w:i w:val="0"/>
-                <w:sz w:val="24"/>
-              </w:rPr>
               <w:t>status</w:t>
             </w:r>
           </w:p>
@@ -5259,7 +5311,7 @@
                 <w:i w:val="0"/>
                 <w:sz w:val="24"/>
               </w:rPr>
-              <w:t>total_amount</w:t>
+              <w:t>created_at / paid_at</w:t>
             </w:r>
           </w:p>
         </w:tc>
@@ -5276,7 +5328,7 @@
                 <w:i w:val="0"/>
                 <w:sz w:val="24"/>
               </w:rPr>
-              <w:t>numeric(12,2)</w:t>
+              <w:t>timestamp</w:t>
             </w:r>
           </w:p>
         </w:tc>
@@ -5293,7 +5345,60 @@
                 <w:i w:val="0"/>
                 <w:sz w:val="24"/>
               </w:rPr>
-              <w:t>Сумма счёта</w:t>
+              <w:t>Создание и оплата счёта</w:t>
+            </w:r>
+          </w:p>
+        </w:tc>
+      </w:tr>
+      <w:tr>
+        <w:tc>
+          <w:tcPr>
+            <w:tcW w:type="dxa" w:w="2551"/>
+          </w:tcPr>
+          <w:p>
+            <w:r/>
+            <w:r>
+              <w:rPr>
+                <w:rFonts w:ascii="Times New Roman" w:hAnsi="Times New Roman" w:cs="Times New Roman" w:eastAsia="Times New Roman"/>
+                <w:b w:val="0"/>
+                <w:i w:val="0"/>
+                <w:sz w:val="24"/>
+              </w:rPr>
+              <w:t>(стол, бронь, сумма)</w:t>
+            </w:r>
+          </w:p>
+        </w:tc>
+        <w:tc>
+          <w:tcPr>
+            <w:tcW w:type="dxa" w:w="3402"/>
+          </w:tcPr>
+          <w:p>
+            <w:r/>
+            <w:r>
+              <w:rPr>
+                <w:rFonts w:ascii="Times New Roman" w:hAnsi="Times New Roman" w:cs="Times New Roman" w:eastAsia="Times New Roman"/>
+                <w:b w:val="0"/>
+                <w:i w:val="0"/>
+                <w:sz w:val="24"/>
+              </w:rPr>
+              <w:t>вычисляются</w:t>
+            </w:r>
+          </w:p>
+        </w:tc>
+        <w:tc>
+          <w:tcPr>
+            <w:tcW w:type="dxa" w:w="3969"/>
+          </w:tcPr>
+          <w:p>
+            <w:r/>
+            <w:r>
+              <w:rPr>
+                <w:rFonts w:ascii="Times New Roman" w:hAnsi="Times New Roman" w:cs="Times New Roman" w:eastAsia="Times New Roman"/>
+                <w:b w:val="0"/>
+                <w:i w:val="0"/>
+                <w:sz w:val="24"/>
+              </w:rPr>
+              <w:t>Выводятся из заказов счёта представлениями v_bills / v_bill_totals, не хранятся</w:t>
             </w:r>
           </w:p>
         </w:tc>
@@ -5704,59 +5809,6 @@
                 <w:i w:val="0"/>
                 <w:sz w:val="24"/>
               </w:rPr>
-              <w:t>waiter_id</w:t>
-            </w:r>
-          </w:p>
-        </w:tc>
-        <w:tc>
-          <w:tcPr>
-            <w:tcW w:type="dxa" w:w="3402"/>
-          </w:tcPr>
-          <w:p>
-            <w:r/>
-            <w:r>
-              <w:rPr>
-                <w:rFonts w:ascii="Times New Roman" w:hAnsi="Times New Roman" w:cs="Times New Roman" w:eastAsia="Times New Roman"/>
-                <w:b w:val="0"/>
-                <w:i w:val="0"/>
-                <w:sz w:val="24"/>
-              </w:rPr>
-              <w:t>integer, FK→users</w:t>
-            </w:r>
-          </w:p>
-        </w:tc>
-        <w:tc>
-          <w:tcPr>
-            <w:tcW w:type="dxa" w:w="3969"/>
-          </w:tcPr>
-          <w:p>
-            <w:r/>
-            <w:r>
-              <w:rPr>
-                <w:rFonts w:ascii="Times New Roman" w:hAnsi="Times New Roman" w:cs="Times New Roman" w:eastAsia="Times New Roman"/>
-                <w:b w:val="0"/>
-                <w:i w:val="0"/>
-                <w:sz w:val="24"/>
-              </w:rPr>
-              <w:t>Официант</w:t>
-            </w:r>
-          </w:p>
-        </w:tc>
-      </w:tr>
-      <w:tr>
-        <w:tc>
-          <w:tcPr>
-            <w:tcW w:type="dxa" w:w="2551"/>
-          </w:tcPr>
-          <w:p>
-            <w:r/>
-            <w:r>
-              <w:rPr>
-                <w:rFonts w:ascii="Times New Roman" w:hAnsi="Times New Roman" w:cs="Times New Roman" w:eastAsia="Times New Roman"/>
-                <w:b w:val="0"/>
-                <w:i w:val="0"/>
-                <w:sz w:val="24"/>
-              </w:rPr>
               <w:t>total</w:t>
             </w:r>
           </w:p>
@@ -5791,7 +5843,60 @@
                 <w:i w:val="0"/>
                 <w:sz w:val="24"/>
               </w:rPr>
-              <w:t>Сумма чека</w:t>
+              <w:t>Сумма чека (фиксируется при оплате)</w:t>
+            </w:r>
+          </w:p>
+        </w:tc>
+      </w:tr>
+      <w:tr>
+        <w:tc>
+          <w:tcPr>
+            <w:tcW w:type="dxa" w:w="2551"/>
+          </w:tcPr>
+          <w:p>
+            <w:r/>
+            <w:r>
+              <w:rPr>
+                <w:rFonts w:ascii="Times New Roman" w:hAnsi="Times New Roman" w:cs="Times New Roman" w:eastAsia="Times New Roman"/>
+                <w:b w:val="0"/>
+                <w:i w:val="0"/>
+                <w:sz w:val="24"/>
+              </w:rPr>
+              <w:t>payment_method</w:t>
+            </w:r>
+          </w:p>
+        </w:tc>
+        <w:tc>
+          <w:tcPr>
+            <w:tcW w:type="dxa" w:w="3402"/>
+          </w:tcPr>
+          <w:p>
+            <w:r/>
+            <w:r>
+              <w:rPr>
+                <w:rFonts w:ascii="Times New Roman" w:hAnsi="Times New Roman" w:cs="Times New Roman" w:eastAsia="Times New Roman"/>
+                <w:b w:val="0"/>
+                <w:i w:val="0"/>
+                <w:sz w:val="24"/>
+              </w:rPr>
+              <w:t>varchar(20)</w:t>
+            </w:r>
+          </w:p>
+        </w:tc>
+        <w:tc>
+          <w:tcPr>
+            <w:tcW w:type="dxa" w:w="3969"/>
+          </w:tcPr>
+          <w:p>
+            <w:r/>
+            <w:r>
+              <w:rPr>
+                <w:rFonts w:ascii="Times New Roman" w:hAnsi="Times New Roman" w:cs="Times New Roman" w:eastAsia="Times New Roman"/>
+                <w:b w:val="0"/>
+                <w:i w:val="0"/>
+                <w:sz w:val="24"/>
+              </w:rPr>
+              <w:t>Способ оплаты</w:t>
             </w:r>
           </w:p>
         </w:tc>
@@ -6668,7 +6773,7 @@
                 <w:i w:val="0"/>
                 <w:sz w:val="24"/>
               </w:rPr>
-              <w:t>Сумма счёта не обновлялась</w:t>
+              <w:t>Хранимая сумма счёта нарушала 3НФ</w:t>
             </w:r>
           </w:p>
         </w:tc>
@@ -6685,7 +6790,7 @@
                 <w:i w:val="0"/>
                 <w:sz w:val="24"/>
               </w:rPr>
-              <w:t>Отсутствие пересчёта при изменении состава счёта</w:t>
+              <w:t>Избыточные вычисляемые данные в столбце bills.total_amount</w:t>
             </w:r>
           </w:p>
         </w:tc>
@@ -6702,7 +6807,7 @@
                 <w:i w:val="0"/>
                 <w:sz w:val="24"/>
               </w:rPr>
-              <w:t>Добавлен триггер trg_recalc_bill</w:t>
+              <w:t>Столбец удалён; сумма вычисляется представлением v_bill_totals</w:t>
             </w:r>
           </w:p>
         </w:tc>

--- a/docs/Отчёт по учебной практике.docx
+++ b/docs/Отчёт по учебной практике.docx
@@ -754,7 +754,7 @@
       <w:r>
         <w:drawing>
           <wp:inline xmlns:a="http://schemas.openxmlformats.org/drawingml/2006/main" xmlns:pic="http://schemas.openxmlformats.org/drawingml/2006/picture">
-            <wp:extent cx="5940000" cy="3960000"/>
+            <wp:extent cx="5940000" cy="4233103"/>
             <wp:docPr id="3" name="Picture 3"/>
             <wp:cNvGraphicFramePr>
               <a:graphicFrameLocks noChangeAspect="1"/>
@@ -775,7 +775,7 @@
                   <pic:spPr>
                     <a:xfrm>
                       <a:off x="0" y="0"/>
-                      <a:ext cx="5940000" cy="3960000"/>
+                      <a:ext cx="5940000" cy="4233103"/>
                     </a:xfrm>
                     <a:prstGeom prst="rect"/>
                   </pic:spPr>
